--- a/data-understanding.docx
+++ b/data-understanding.docx
@@ -405,10 +405,7 @@
         </w:tc>
       </w:tr>
     </w:tbl>
-    <w:p>
-      <w:bookmarkStart w:id="0" w:name="_GoBack"/>
-      <w:bookmarkEnd w:id="0"/>
-    </w:p>
+    <w:p/>
     <w:p/>
     <w:p>
       <w:pPr>
@@ -749,6 +746,486 @@
       <w:pPr>
         <w:rPr>
           <w:rFonts w:hint="default"/>
+          <w:lang w:val="en-US"/>
+        </w:rPr>
+      </w:pPr>
+    </w:p>
+    <w:p>
+      <w:pPr>
+        <w:rPr>
+          <w:rFonts w:hint="default"/>
+          <w:lang w:val="en-US"/>
+        </w:rPr>
+      </w:pPr>
+    </w:p>
+    <w:p>
+      <w:pPr>
+        <w:rPr>
+          <w:rFonts w:hint="default"/>
+          <w:lang w:val="en-US"/>
+        </w:rPr>
+      </w:pPr>
+      <w:r>
+        <w:rPr>
+          <w:rFonts w:hint="default"/>
+          <w:lang w:val="en-US"/>
+        </w:rPr>
+        <w:t>Missing Data</w:t>
+      </w:r>
+    </w:p>
+    <w:tbl>
+      <w:tblPr>
+        <w:tblStyle w:val="5"/>
+        <w:tblW w:w="0" w:type="auto"/>
+        <w:tblInd w:w="0" w:type="dxa"/>
+        <w:tblBorders>
+          <w:top w:val="single" w:color="auto" w:sz="4" w:space="0"/>
+          <w:left w:val="single" w:color="auto" w:sz="4" w:space="0"/>
+          <w:bottom w:val="single" w:color="auto" w:sz="4" w:space="0"/>
+          <w:right w:val="single" w:color="auto" w:sz="4" w:space="0"/>
+          <w:insideH w:val="single" w:color="auto" w:sz="4" w:space="0"/>
+          <w:insideV w:val="single" w:color="auto" w:sz="4" w:space="0"/>
+        </w:tblBorders>
+        <w:tblLayout w:type="autofit"/>
+        <w:tblCellMar>
+          <w:left w:w="108" w:type="dxa"/>
+          <w:right w:w="108" w:type="dxa"/>
+        </w:tblCellMar>
+      </w:tblPr>
+      <w:tblGrid>
+        <w:gridCol w:w="4261"/>
+        <w:gridCol w:w="4261"/>
+      </w:tblGrid>
+      <w:tr>
+        <w:tblPrEx>
+          <w:tblBorders>
+            <w:top w:val="single" w:color="auto" w:sz="4" w:space="0"/>
+            <w:left w:val="single" w:color="auto" w:sz="4" w:space="0"/>
+            <w:bottom w:val="single" w:color="auto" w:sz="4" w:space="0"/>
+            <w:right w:val="single" w:color="auto" w:sz="4" w:space="0"/>
+            <w:insideH w:val="single" w:color="auto" w:sz="4" w:space="0"/>
+            <w:insideV w:val="single" w:color="auto" w:sz="4" w:space="0"/>
+          </w:tblBorders>
+        </w:tblPrEx>
+        <w:tc>
+          <w:tcPr>
+            <w:tcW w:w="4261" w:type="dxa"/>
+          </w:tcPr>
+          <w:p>
+            <w:pPr>
+              <w:rPr>
+                <w:rFonts w:hint="default"/>
+                <w:vertAlign w:val="baseline"/>
+                <w:lang w:val="en-US"/>
+              </w:rPr>
+            </w:pPr>
+            <w:r>
+              <w:rPr>
+                <w:rFonts w:hint="default" w:ascii="Times New Roman" w:hAnsi="Times New Roman" w:cs="Times New Roman"/>
+                <w:sz w:val="26"/>
+                <w:szCs w:val="26"/>
+                <w:lang w:val="en-US"/>
+              </w:rPr>
+              <w:t>title</w:t>
+            </w:r>
+          </w:p>
+        </w:tc>
+        <w:tc>
+          <w:tcPr>
+            <w:tcW w:w="4261" w:type="dxa"/>
+          </w:tcPr>
+          <w:p>
+            <w:pPr>
+              <w:rPr>
+                <w:rFonts w:hint="default"/>
+                <w:vertAlign w:val="baseline"/>
+                <w:lang w:val="en-US"/>
+              </w:rPr>
+            </w:pPr>
+            <w:r>
+              <w:rPr>
+                <w:rFonts w:hint="default"/>
+                <w:vertAlign w:val="baseline"/>
+                <w:lang w:val="en-US"/>
+              </w:rPr>
+              <w:t>0</w:t>
+            </w:r>
+          </w:p>
+        </w:tc>
+      </w:tr>
+      <w:tr>
+        <w:tblPrEx>
+          <w:tblBorders>
+            <w:top w:val="single" w:color="auto" w:sz="4" w:space="0"/>
+            <w:left w:val="single" w:color="auto" w:sz="4" w:space="0"/>
+            <w:bottom w:val="single" w:color="auto" w:sz="4" w:space="0"/>
+            <w:right w:val="single" w:color="auto" w:sz="4" w:space="0"/>
+            <w:insideH w:val="single" w:color="auto" w:sz="4" w:space="0"/>
+            <w:insideV w:val="single" w:color="auto" w:sz="4" w:space="0"/>
+          </w:tblBorders>
+          <w:tblCellMar>
+            <w:left w:w="108" w:type="dxa"/>
+            <w:right w:w="108" w:type="dxa"/>
+          </w:tblCellMar>
+        </w:tblPrEx>
+        <w:tc>
+          <w:tcPr>
+            <w:tcW w:w="4261" w:type="dxa"/>
+          </w:tcPr>
+          <w:p>
+            <w:pPr>
+              <w:rPr>
+                <w:rFonts w:hint="default" w:ascii="Times New Roman" w:hAnsi="Times New Roman" w:cs="Times New Roman"/>
+                <w:sz w:val="26"/>
+                <w:szCs w:val="26"/>
+                <w:lang w:val="en-US"/>
+              </w:rPr>
+            </w:pPr>
+            <w:r>
+              <w:rPr>
+                <w:rFonts w:hint="default" w:ascii="Times New Roman" w:hAnsi="Times New Roman" w:cs="Times New Roman"/>
+                <w:sz w:val="26"/>
+                <w:szCs w:val="26"/>
+                <w:lang w:val="en-US"/>
+              </w:rPr>
+              <w:t xml:space="preserve">text   </w:t>
+            </w:r>
+          </w:p>
+        </w:tc>
+        <w:tc>
+          <w:tcPr>
+            <w:tcW w:w="4261" w:type="dxa"/>
+          </w:tcPr>
+          <w:p>
+            <w:pPr>
+              <w:rPr>
+                <w:rFonts w:hint="default"/>
+                <w:vertAlign w:val="baseline"/>
+                <w:lang w:val="en-US"/>
+              </w:rPr>
+            </w:pPr>
+            <w:r>
+              <w:rPr>
+                <w:rFonts w:hint="default"/>
+                <w:vertAlign w:val="baseline"/>
+                <w:lang w:val="en-US"/>
+              </w:rPr>
+              <w:t>0</w:t>
+            </w:r>
+          </w:p>
+        </w:tc>
+      </w:tr>
+      <w:tr>
+        <w:tblPrEx>
+          <w:tblBorders>
+            <w:top w:val="single" w:color="auto" w:sz="4" w:space="0"/>
+            <w:left w:val="single" w:color="auto" w:sz="4" w:space="0"/>
+            <w:bottom w:val="single" w:color="auto" w:sz="4" w:space="0"/>
+            <w:right w:val="single" w:color="auto" w:sz="4" w:space="0"/>
+            <w:insideH w:val="single" w:color="auto" w:sz="4" w:space="0"/>
+            <w:insideV w:val="single" w:color="auto" w:sz="4" w:space="0"/>
+          </w:tblBorders>
+          <w:tblCellMar>
+            <w:left w:w="108" w:type="dxa"/>
+            <w:right w:w="108" w:type="dxa"/>
+          </w:tblCellMar>
+        </w:tblPrEx>
+        <w:tc>
+          <w:tcPr>
+            <w:tcW w:w="4261" w:type="dxa"/>
+          </w:tcPr>
+          <w:p>
+            <w:pPr>
+              <w:rPr>
+                <w:rFonts w:hint="default" w:ascii="Times New Roman" w:hAnsi="Times New Roman" w:cs="Times New Roman"/>
+                <w:sz w:val="26"/>
+                <w:szCs w:val="26"/>
+                <w:lang w:val="en-US"/>
+              </w:rPr>
+            </w:pPr>
+            <w:r>
+              <w:rPr>
+                <w:rFonts w:hint="default" w:ascii="Times New Roman" w:hAnsi="Times New Roman" w:cs="Times New Roman"/>
+                <w:sz w:val="26"/>
+                <w:szCs w:val="26"/>
+                <w:lang w:val="en-US"/>
+              </w:rPr>
+              <w:t>subject</w:t>
+            </w:r>
+          </w:p>
+        </w:tc>
+        <w:tc>
+          <w:tcPr>
+            <w:tcW w:w="4261" w:type="dxa"/>
+          </w:tcPr>
+          <w:p>
+            <w:pPr>
+              <w:rPr>
+                <w:rFonts w:hint="default"/>
+                <w:vertAlign w:val="baseline"/>
+                <w:lang w:val="en-US"/>
+              </w:rPr>
+            </w:pPr>
+            <w:r>
+              <w:rPr>
+                <w:rFonts w:hint="default"/>
+                <w:vertAlign w:val="baseline"/>
+                <w:lang w:val="en-US"/>
+              </w:rPr>
+              <w:t>0</w:t>
+            </w:r>
+          </w:p>
+        </w:tc>
+      </w:tr>
+      <w:tr>
+        <w:tblPrEx>
+          <w:tblBorders>
+            <w:top w:val="single" w:color="auto" w:sz="4" w:space="0"/>
+            <w:left w:val="single" w:color="auto" w:sz="4" w:space="0"/>
+            <w:bottom w:val="single" w:color="auto" w:sz="4" w:space="0"/>
+            <w:right w:val="single" w:color="auto" w:sz="4" w:space="0"/>
+            <w:insideH w:val="single" w:color="auto" w:sz="4" w:space="0"/>
+            <w:insideV w:val="single" w:color="auto" w:sz="4" w:space="0"/>
+          </w:tblBorders>
+          <w:tblCellMar>
+            <w:left w:w="108" w:type="dxa"/>
+            <w:right w:w="108" w:type="dxa"/>
+          </w:tblCellMar>
+        </w:tblPrEx>
+        <w:tc>
+          <w:tcPr>
+            <w:tcW w:w="4261" w:type="dxa"/>
+          </w:tcPr>
+          <w:p>
+            <w:pPr>
+              <w:rPr>
+                <w:rFonts w:hint="default" w:ascii="Times New Roman" w:hAnsi="Times New Roman" w:cs="Times New Roman"/>
+                <w:sz w:val="26"/>
+                <w:szCs w:val="26"/>
+                <w:lang w:val="en-US"/>
+              </w:rPr>
+            </w:pPr>
+            <w:r>
+              <w:rPr>
+                <w:rFonts w:hint="default" w:ascii="Times New Roman" w:hAnsi="Times New Roman" w:cs="Times New Roman"/>
+                <w:sz w:val="26"/>
+                <w:szCs w:val="26"/>
+                <w:lang w:val="en-US"/>
+              </w:rPr>
+              <w:t>date</w:t>
+            </w:r>
+          </w:p>
+        </w:tc>
+        <w:tc>
+          <w:tcPr>
+            <w:tcW w:w="4261" w:type="dxa"/>
+          </w:tcPr>
+          <w:p>
+            <w:pPr>
+              <w:rPr>
+                <w:rFonts w:hint="default"/>
+                <w:vertAlign w:val="baseline"/>
+                <w:lang w:val="en-US"/>
+              </w:rPr>
+            </w:pPr>
+            <w:r>
+              <w:rPr>
+                <w:rFonts w:hint="default"/>
+                <w:vertAlign w:val="baseline"/>
+                <w:lang w:val="en-US"/>
+              </w:rPr>
+              <w:t>0</w:t>
+            </w:r>
+          </w:p>
+        </w:tc>
+      </w:tr>
+      <w:tr>
+        <w:tblPrEx>
+          <w:tblBorders>
+            <w:top w:val="single" w:color="auto" w:sz="4" w:space="0"/>
+            <w:left w:val="single" w:color="auto" w:sz="4" w:space="0"/>
+            <w:bottom w:val="single" w:color="auto" w:sz="4" w:space="0"/>
+            <w:right w:val="single" w:color="auto" w:sz="4" w:space="0"/>
+            <w:insideH w:val="single" w:color="auto" w:sz="4" w:space="0"/>
+            <w:insideV w:val="single" w:color="auto" w:sz="4" w:space="0"/>
+          </w:tblBorders>
+          <w:tblCellMar>
+            <w:left w:w="108" w:type="dxa"/>
+            <w:right w:w="108" w:type="dxa"/>
+          </w:tblCellMar>
+        </w:tblPrEx>
+        <w:tc>
+          <w:tcPr>
+            <w:tcW w:w="4261" w:type="dxa"/>
+          </w:tcPr>
+          <w:p>
+            <w:pPr>
+              <w:rPr>
+                <w:rFonts w:hint="default" w:ascii="Times New Roman" w:hAnsi="Times New Roman" w:cs="Times New Roman"/>
+                <w:sz w:val="26"/>
+                <w:szCs w:val="26"/>
+                <w:lang w:val="en-US"/>
+              </w:rPr>
+            </w:pPr>
+            <w:r>
+              <w:rPr>
+                <w:rFonts w:hint="default" w:ascii="Times New Roman" w:hAnsi="Times New Roman" w:cs="Times New Roman"/>
+                <w:sz w:val="26"/>
+                <w:szCs w:val="26"/>
+                <w:lang w:val="en-US"/>
+              </w:rPr>
+              <w:t>label</w:t>
+            </w:r>
+          </w:p>
+        </w:tc>
+        <w:tc>
+          <w:tcPr>
+            <w:tcW w:w="4261" w:type="dxa"/>
+          </w:tcPr>
+          <w:p>
+            <w:pPr>
+              <w:rPr>
+                <w:rFonts w:hint="default"/>
+                <w:vertAlign w:val="baseline"/>
+                <w:lang w:val="en-US"/>
+              </w:rPr>
+            </w:pPr>
+            <w:r>
+              <w:rPr>
+                <w:rFonts w:hint="default"/>
+                <w:vertAlign w:val="baseline"/>
+                <w:lang w:val="en-US"/>
+              </w:rPr>
+              <w:t>0</w:t>
+            </w:r>
+          </w:p>
+        </w:tc>
+      </w:tr>
+    </w:tbl>
+    <w:p>
+      <w:pPr>
+        <w:rPr>
+          <w:rFonts w:hint="default" w:ascii="Times New Roman" w:hAnsi="Times New Roman" w:cs="Times New Roman"/>
+          <w:sz w:val="26"/>
+          <w:szCs w:val="26"/>
+          <w:lang w:val="en-US"/>
+        </w:rPr>
+      </w:pPr>
+    </w:p>
+    <w:p>
+      <w:pPr>
+        <w:rPr>
+          <w:rFonts w:hint="default" w:ascii="Times New Roman" w:hAnsi="Times New Roman" w:cs="Times New Roman"/>
+          <w:sz w:val="26"/>
+          <w:szCs w:val="26"/>
+          <w:lang w:val="en-US"/>
+        </w:rPr>
+      </w:pPr>
+      <w:r>
+        <w:rPr>
+          <w:rFonts w:hint="default" w:ascii="Times New Roman" w:hAnsi="Times New Roman" w:cs="Times New Roman"/>
+          <w:sz w:val="26"/>
+          <w:szCs w:val="26"/>
+          <w:lang w:val="en-US"/>
+        </w:rPr>
+        <w:t>Duplicate Data</w:t>
+      </w:r>
+    </w:p>
+    <w:p>
+      <w:pPr>
+        <w:rPr>
+          <w:rFonts w:hint="default" w:ascii="Times New Roman" w:hAnsi="Times New Roman" w:cs="Times New Roman"/>
+          <w:sz w:val="26"/>
+          <w:szCs w:val="26"/>
+          <w:lang w:val="en-US"/>
+        </w:rPr>
+      </w:pPr>
+      <w:r>
+        <w:rPr>
+          <w:rFonts w:hint="default" w:ascii="Times New Roman" w:hAnsi="Times New Roman" w:cs="Times New Roman"/>
+          <w:sz w:val="26"/>
+          <w:szCs w:val="26"/>
+          <w:lang w:val="en-US"/>
+        </w:rPr>
+        <w:t>There is no duplicate row</w:t>
+      </w:r>
+    </w:p>
+    <w:p>
+      <w:pPr>
+        <w:rPr>
+          <w:rFonts w:hint="default" w:ascii="Times New Roman" w:hAnsi="Times New Roman" w:cs="Times New Roman"/>
+          <w:sz w:val="26"/>
+          <w:szCs w:val="26"/>
+          <w:lang w:val="en-US"/>
+        </w:rPr>
+      </w:pPr>
+    </w:p>
+    <w:p>
+      <w:pPr>
+        <w:rPr>
+          <w:rFonts w:hint="default" w:ascii="Times New Roman" w:hAnsi="Times New Roman"/>
+          <w:sz w:val="26"/>
+          <w:szCs w:val="26"/>
+          <w:lang w:val="en-US"/>
+        </w:rPr>
+      </w:pPr>
+      <w:r>
+        <w:rPr>
+          <w:rFonts w:hint="default" w:ascii="Times New Roman" w:hAnsi="Times New Roman"/>
+          <w:sz w:val="26"/>
+          <w:szCs w:val="26"/>
+          <w:lang w:val="en-US"/>
+        </w:rPr>
+        <w:t>Duplicate titles: 4539</w:t>
+      </w:r>
+    </w:p>
+    <w:p>
+      <w:pPr>
+        <w:rPr>
+          <w:rFonts w:hint="default" w:ascii="Times New Roman" w:hAnsi="Times New Roman" w:cs="Times New Roman"/>
+          <w:sz w:val="26"/>
+          <w:szCs w:val="26"/>
+          <w:lang w:val="en-US"/>
+        </w:rPr>
+      </w:pPr>
+      <w:r>
+        <w:rPr>
+          <w:rFonts w:hint="default" w:ascii="Times New Roman" w:hAnsi="Times New Roman"/>
+          <w:sz w:val="26"/>
+          <w:szCs w:val="26"/>
+          <w:lang w:val="en-US"/>
+        </w:rPr>
+        <w:t>Duplicate texts: 4266</w:t>
+      </w:r>
+      <w:bookmarkStart w:id="0" w:name="_GoBack"/>
+      <w:bookmarkEnd w:id="0"/>
+    </w:p>
+    <w:p>
+      <w:pPr>
+        <w:rPr>
+          <w:rFonts w:hint="default" w:ascii="Times New Roman" w:hAnsi="Times New Roman" w:cs="Times New Roman"/>
+          <w:sz w:val="26"/>
+          <w:szCs w:val="26"/>
+          <w:lang w:val="en-US"/>
+        </w:rPr>
+      </w:pPr>
+    </w:p>
+    <w:p>
+      <w:pPr>
+        <w:rPr>
+          <w:rFonts w:hint="default" w:ascii="Times New Roman" w:hAnsi="Times New Roman" w:cs="Times New Roman"/>
+          <w:sz w:val="26"/>
+          <w:szCs w:val="26"/>
+          <w:lang w:val="en-US"/>
+        </w:rPr>
+      </w:pPr>
+    </w:p>
+    <w:p>
+      <w:pPr>
+        <w:rPr>
+          <w:rFonts w:hint="default" w:ascii="Times New Roman" w:hAnsi="Times New Roman" w:cs="Times New Roman"/>
+          <w:sz w:val="26"/>
+          <w:szCs w:val="26"/>
           <w:lang w:val="en-US"/>
         </w:rPr>
       </w:pPr>
